--- a/public/moduli/pin21-asseverazione-scia.docx
+++ b/public/moduli/pin21-asseverazione-scia.docx
@@ -2748,8 +2748,7 @@
                   <w:calcOnExit w:val="0"/>
                   <w:checkBox>
                     <w:size w:val="20"/>
-                    <w:default w:val="0"/>
-                    <w:checked w:val="0"/>
+                    <w:default w:val="{{chkProgetti}}"/>
                   </w:checkBox>
                 </w:ffData>
               </w:fldChar>
@@ -2867,6 +2866,13 @@
                 <w:lang w:val="it-IT"/>
               </w:rPr>
             </w:pPr>
+            <w:r>
+              <w:rPr>
+                <w:rFonts w:ascii="Times New Roman" w:hAnsi="Times New Roman"/>
+                <w:lang w:val="it-IT"/>
+              </w:rPr>
+              <w:t xml:space="preserve">{{progettiData}}</w:t>
+            </w:r>
           </w:p>
         </w:tc>
         <w:tc>
@@ -2915,6 +2921,13 @@
                 <w:lang w:val="it-IT"/>
               </w:rPr>
             </w:pPr>
+            <w:r>
+              <w:rPr>
+                <w:rFonts w:ascii="Times New Roman" w:hAnsi="Times New Roman"/>
+                <w:lang w:val="it-IT"/>
+              </w:rPr>
+              <w:t xml:space="preserve">{{progettiProt}}</w:t>
+            </w:r>
           </w:p>
         </w:tc>
       </w:tr>
